--- a/Larsen_CV_FINAL.docx
+++ b/Larsen_CV_FINAL.docx
@@ -389,7 +389,7 @@
           <w:sz w:val="20"/>
           <w:szCs w:val="20"/>
         </w:rPr>
-        <w:t xml:space="preserve">Larsen, W. D. (under contract, scheduled 2026). Backstage Essentials: Skills for Stagehand Technicians in Live Event Production. Routledge / Taylor and Francis. Technical editor: Chuck Espinoza, SCN Hall of Fame (2018), BNCO Consulting.</w:t>
+        <w:t xml:space="preserve">Larsen, W. D. (under contract, scheduled 2026). Backstage Essentials: Skills for Stagehand Technicians in Live Event Production. Routledge / Taylor and Francis.</w:t>
       </w:r>
     </w:p>
     <w:p>
@@ -1091,6 +1091,49 @@
           <w:color w:val="B5481F"/>
         </w:rPr>
         <w:t xml:space="preserve">Presentations (Pending)</w:t>
+      </w:r>
+    </w:p>
+    <w:p>
+      <w:pPr>
+        <w:spacing w:after="60"/>
+      </w:pPr>
+      <w:r>
+        <w:rPr>
+          <w:b/>
+          <w:bCs/>
+          <w:color w:val="1A1D21"/>
+          <w:sz w:val="20"/>
+          <w:szCs w:val="20"/>
+        </w:rPr>
+        <w:t xml:space="preserve">One Program, Two Career Pathways: How AV Technology Gives CTE Students Two Ways to Win</w:t>
+      </w:r>
+    </w:p>
+    <w:p>
+      <w:pPr>
+        <w:spacing w:after="80"/>
+      </w:pPr>
+      <w:r>
+        <w:rPr>
+          <w:i/>
+          <w:iCs/>
+          <w:color w:val="555555"/>
+          <w:sz w:val="18"/>
+          <w:szCs w:val="18"/>
+        </w:rPr>
+        <w:t xml:space="preserve">MN CTE Summit, Minneapolis, MN, November 12 to 13, 2026</w:t>
+      </w:r>
+    </w:p>
+    <w:p>
+      <w:pPr>
+        <w:spacing w:after="120"/>
+      </w:pPr>
+      <w:r>
+        <w:rPr>
+          <w:color w:val="1A1D21"/>
+          <w:sz w:val="20"/>
+          <w:szCs w:val="20"/>
+        </w:rPr>
+        <w:t xml:space="preserve">Submission deadline September 4, 2026.</w:t>
       </w:r>
     </w:p>
     <w:p>
